--- a/src/db/seed-data/docs/module15-prompt-quang-cao.docx
+++ b/src/db/seed-data/docs/module15-prompt-quang-cao.docx
@@ -183,7 +183,7 @@
           <w:color w:val="6B7280"/>
           <w:sz w:val="20"/>
         </w:rPr>
-        <w:t xml:space="preserve">Thay các phần [trong ngoặc vuông] bằng thông tin của bạn.</w:t>
+        <w:t xml:space="preserve">Thay các phần [trong ngoặc vuông] bằng thông tin của bạn. Khi dán vào công cụ AI nên dùng bản tiếng Anh (EN); bản dịch tiếng Việt giúp hiểu nội dung.</w:t>
       </w:r>
     </w:p>
     <w:p>
@@ -368,6 +368,19 @@
     </w:p>
     <w:p>
       <w:pPr>
+        <w:spacing w:before="0" w:after="40"/>
+      </w:pPr>
+      <w:r>
+        <w:rPr>
+          <w:b/>
+          <w:color w:val="6B7280"/>
+          <w:sz w:val="18"/>
+        </w:rPr>
+        <w:t xml:space="preserve">EN – Prompt gốc</w:t>
+      </w:r>
+    </w:p>
+    <w:p>
+      <w:pPr>
         <w:spacing w:before="0" w:after="0"/>
         <w:shd w:val="clear" w:color="auto" w:fill="F3F4F6"/>
         <w:ind w:left="200" w:right="200"/>
@@ -434,6 +447,84 @@
           <w:sz w:val="21"/>
         </w:rPr>
         <w:t xml:space="preserve">Audio: quiet bathroom ambience, her voice clear. No subtitles.</w:t>
+      </w:r>
+    </w:p>
+    <w:p>
+      <w:pPr>
+        <w:spacing w:before="120" w:after="40"/>
+      </w:pPr>
+      <w:r>
+        <w:rPr>
+          <w:b/>
+          <w:color w:val="047857"/>
+          <w:sz w:val="18"/>
+        </w:rPr>
+        <w:t xml:space="preserve">VI – Bản dịch tiếng Việt</w:t>
+      </w:r>
+    </w:p>
+    <w:p>
+      <w:pPr>
+        <w:spacing w:before="0" w:after="0"/>
+        <w:shd w:val="clear" w:color="auto" w:fill="ECFDF5"/>
+        <w:ind w:left="200" w:right="200"/>
+      </w:pPr>
+      <w:r>
+        <w:rPr>
+          <w:sz w:val="21"/>
+        </w:rPr>
+        <w:t xml:space="preserve">Cận cảnh một cô gái trẻ Việt Nam bực bội nhìn vào gương phòng tắm, chạm vào [vấn đề: làn da khô bong tróc], thở dài.</w:t>
+      </w:r>
+    </w:p>
+    <w:p>
+      <w:pPr>
+        <w:spacing w:before="0" w:after="0"/>
+        <w:shd w:val="clear" w:color="auto" w:fill="ECFDF5"/>
+        <w:ind w:left="200" w:right="200"/>
+      </w:pPr>
+      <w:r>
+        <w:rPr>
+          <w:sz w:val="21"/>
+        </w:rPr>
+        <w:t xml:space="preserve">Cô nói bằng tiếng Việt: "[câu hook: Da khô bong tróc dù đã thử đủ loại kem?]"</w:t>
+      </w:r>
+    </w:p>
+    <w:p>
+      <w:pPr>
+        <w:spacing w:before="0" w:after="0"/>
+        <w:shd w:val="clear" w:color="auto" w:fill="ECFDF5"/>
+        <w:ind w:left="200" w:right="200"/>
+      </w:pPr>
+      <w:r>
+        <w:rPr>
+          <w:sz w:val="21"/>
+        </w:rPr>
+        <w:t xml:space="preserve">Ánh sáng: ánh đèn phòng tắm lạnh và phẳng, màu hơi nhạt để thể hiện vấn đề.</w:t>
+      </w:r>
+    </w:p>
+    <w:p>
+      <w:pPr>
+        <w:spacing w:before="0" w:after="0"/>
+        <w:shd w:val="clear" w:color="auto" w:fill="ECFDF5"/>
+        <w:ind w:left="200" w:right="200"/>
+      </w:pPr>
+      <w:r>
+        <w:rPr>
+          <w:sz w:val="21"/>
+        </w:rPr>
+        <w:t xml:space="preserve">Máy quay: đứng yên, quay qua hình phản chiếu trong gương.</w:t>
+      </w:r>
+    </w:p>
+    <w:p>
+      <w:pPr>
+        <w:spacing w:before="0" w:after="0"/>
+        <w:shd w:val="clear" w:color="auto" w:fill="ECFDF5"/>
+        <w:ind w:left="200" w:right="200"/>
+      </w:pPr>
+      <w:r>
+        <w:rPr>
+          <w:sz w:val="21"/>
+        </w:rPr>
+        <w:t xml:space="preserve">Âm thanh: tiếng phòng tắm yên tĩnh, giọng cô rõ ràng. Không phụ đề.</w:t>
       </w:r>
     </w:p>
     <w:p>
@@ -451,6 +542,19 @@
     </w:p>
     <w:p>
       <w:pPr>
+        <w:spacing w:before="0" w:after="40"/>
+      </w:pPr>
+      <w:r>
+        <w:rPr>
+          <w:b/>
+          <w:color w:val="6B7280"/>
+          <w:sz w:val="18"/>
+        </w:rPr>
+        <w:t xml:space="preserve">EN – Prompt gốc</w:t>
+      </w:r>
+    </w:p>
+    <w:p>
+      <w:pPr>
         <w:spacing w:before="0" w:after="0"/>
         <w:shd w:val="clear" w:color="auto" w:fill="F3F4F6"/>
         <w:ind w:left="200" w:right="200"/>
@@ -503,6 +607,71 @@
           <w:sz w:val="21"/>
         </w:rPr>
         <w:t xml:space="preserve">Audio: a soft "ding" sound effect, light uplifting music begins. No subtitles.</w:t>
+      </w:r>
+    </w:p>
+    <w:p>
+      <w:pPr>
+        <w:spacing w:before="120" w:after="40"/>
+      </w:pPr>
+      <w:r>
+        <w:rPr>
+          <w:b/>
+          <w:color w:val="047857"/>
+          <w:sz w:val="18"/>
+        </w:rPr>
+        <w:t xml:space="preserve">VI – Bản dịch tiếng Việt</w:t>
+      </w:r>
+    </w:p>
+    <w:p>
+      <w:pPr>
+        <w:spacing w:before="0" w:after="0"/>
+        <w:shd w:val="clear" w:color="auto" w:fill="ECFDF5"/>
+        <w:ind w:left="200" w:right="200"/>
+      </w:pPr>
+      <w:r>
+        <w:rPr>
+          <w:sz w:val="21"/>
+        </w:rPr>
+        <w:t xml:space="preserve">Cũng cô gái đó mở ngăn kéo và cầm lên [sản phẩm], gương mặt bừng sáng vẻ tò mò. Sản phẩm được quay cận cảnh sạch sẽ với vầng sáng dịu.</w:t>
+      </w:r>
+    </w:p>
+    <w:p>
+      <w:pPr>
+        <w:spacing w:before="0" w:after="0"/>
+        <w:shd w:val="clear" w:color="auto" w:fill="ECFDF5"/>
+        <w:ind w:left="200" w:right="200"/>
+      </w:pPr>
+      <w:r>
+        <w:rPr>
+          <w:sz w:val="21"/>
+        </w:rPr>
+        <w:t xml:space="preserve">Máy quay: tiến vào mượt mà vào sản phẩm trên tay cô.</w:t>
+      </w:r>
+    </w:p>
+    <w:p>
+      <w:pPr>
+        <w:spacing w:before="0" w:after="0"/>
+        <w:shd w:val="clear" w:color="auto" w:fill="ECFDF5"/>
+        <w:ind w:left="200" w:right="200"/>
+      </w:pPr>
+      <w:r>
+        <w:rPr>
+          <w:sz w:val="21"/>
+        </w:rPr>
+        <w:t xml:space="preserve">Ánh sáng: chuyển từ lạnh sang ấm, sáng sủa và đầy hy vọng.</w:t>
+      </w:r>
+    </w:p>
+    <w:p>
+      <w:pPr>
+        <w:spacing w:before="0" w:after="0"/>
+        <w:shd w:val="clear" w:color="auto" w:fill="ECFDF5"/>
+        <w:ind w:left="200" w:right="200"/>
+      </w:pPr>
+      <w:r>
+        <w:rPr>
+          <w:sz w:val="21"/>
+        </w:rPr>
+        <w:t xml:space="preserve">Âm thanh: hiệu ứng "ding" nhẹ, nhạc nhẹ nhàng tươi sáng bắt đầu. Không phụ đề.</w:t>
       </w:r>
     </w:p>
     <w:p>
@@ -520,6 +689,19 @@
     </w:p>
     <w:p>
       <w:pPr>
+        <w:spacing w:before="0" w:after="40"/>
+      </w:pPr>
+      <w:r>
+        <w:rPr>
+          <w:b/>
+          <w:color w:val="6B7280"/>
+          <w:sz w:val="18"/>
+        </w:rPr>
+        <w:t xml:space="preserve">EN – Prompt gốc</w:t>
+      </w:r>
+    </w:p>
+    <w:p>
+      <w:pPr>
         <w:spacing w:before="0" w:after="0"/>
         <w:shd w:val="clear" w:color="auto" w:fill="F3F4F6"/>
         <w:ind w:left="200" w:right="200"/>
@@ -572,6 +754,71 @@
           <w:sz w:val="21"/>
         </w:rPr>
         <w:t xml:space="preserve">Audio: gentle ASMR sound of the product, soft music. No text.</w:t>
+      </w:r>
+    </w:p>
+    <w:p>
+      <w:pPr>
+        <w:spacing w:before="120" w:after="40"/>
+      </w:pPr>
+      <w:r>
+        <w:rPr>
+          <w:b/>
+          <w:color w:val="047857"/>
+          <w:sz w:val="18"/>
+        </w:rPr>
+        <w:t xml:space="preserve">VI – Bản dịch tiếng Việt</w:t>
+      </w:r>
+    </w:p>
+    <w:p>
+      <w:pPr>
+        <w:spacing w:before="0" w:after="0"/>
+        <w:shd w:val="clear" w:color="auto" w:fill="ECFDF5"/>
+        <w:ind w:left="200" w:right="200"/>
+      </w:pPr>
+      <w:r>
+        <w:rPr>
+          <w:sz w:val="21"/>
+        </w:rPr>
+        <w:t xml:space="preserve">Đặc tả macro: [hành động dùng sản phẩm: một giọt serum rơi lên đầu ngón tay rồi được massage nhẹ nhàng lên làn da căng bóng], thấy rõ kết cấu, ánh sáng phản chiếu trên da.</w:t>
+      </w:r>
+    </w:p>
+    <w:p>
+      <w:pPr>
+        <w:spacing w:before="0" w:after="0"/>
+        <w:shd w:val="clear" w:color="auto" w:fill="ECFDF5"/>
+        <w:ind w:left="200" w:right="200"/>
+      </w:pPr>
+      <w:r>
+        <w:rPr>
+          <w:sz w:val="21"/>
+        </w:rPr>
+        <w:t xml:space="preserve">Máy quay: quay chậm, ống macro, xóa phông.</w:t>
+      </w:r>
+    </w:p>
+    <w:p>
+      <w:pPr>
+        <w:spacing w:before="0" w:after="0"/>
+        <w:shd w:val="clear" w:color="auto" w:fill="ECFDF5"/>
+        <w:ind w:left="200" w:right="200"/>
+      </w:pPr>
+      <w:r>
+        <w:rPr>
+          <w:sz w:val="21"/>
+        </w:rPr>
+        <w:t xml:space="preserve">Ánh sáng: ánh sáng làm đẹp ấm và mềm.</w:t>
+      </w:r>
+    </w:p>
+    <w:p>
+      <w:pPr>
+        <w:spacing w:before="0" w:after="0"/>
+        <w:shd w:val="clear" w:color="auto" w:fill="ECFDF5"/>
+        <w:ind w:left="200" w:right="200"/>
+      </w:pPr>
+      <w:r>
+        <w:rPr>
+          <w:sz w:val="21"/>
+        </w:rPr>
+        <w:t xml:space="preserve">Âm thanh: tiếng ASMR nhẹ của sản phẩm, nhạc êm. Không chữ.</w:t>
       </w:r>
     </w:p>
     <w:p>
@@ -589,6 +836,19 @@
     </w:p>
     <w:p>
       <w:pPr>
+        <w:spacing w:before="0" w:after="40"/>
+      </w:pPr>
+      <w:r>
+        <w:rPr>
+          <w:b/>
+          <w:color w:val="6B7280"/>
+          <w:sz w:val="18"/>
+        </w:rPr>
+        <w:t xml:space="preserve">EN – Prompt gốc</w:t>
+      </w:r>
+    </w:p>
+    <w:p>
+      <w:pPr>
         <w:spacing w:before="0" w:after="0"/>
         <w:shd w:val="clear" w:color="auto" w:fill="F3F4F6"/>
         <w:ind w:left="200" w:right="200"/>
@@ -641,6 +901,71 @@
           <w:sz w:val="21"/>
         </w:rPr>
         <w:t xml:space="preserve">Audio: clear voice, uplifting music. No subtitles.</w:t>
+      </w:r>
+    </w:p>
+    <w:p>
+      <w:pPr>
+        <w:spacing w:before="120" w:after="40"/>
+      </w:pPr>
+      <w:r>
+        <w:rPr>
+          <w:b/>
+          <w:color w:val="047857"/>
+          <w:sz w:val="18"/>
+        </w:rPr>
+        <w:t xml:space="preserve">VI – Bản dịch tiếng Việt</w:t>
+      </w:r>
+    </w:p>
+    <w:p>
+      <w:pPr>
+        <w:spacing w:before="0" w:after="0"/>
+        <w:shd w:val="clear" w:color="auto" w:fill="ECFDF5"/>
+        <w:ind w:left="200" w:right="200"/>
+      </w:pPr>
+      <w:r>
+        <w:rPr>
+          <w:sz w:val="21"/>
+        </w:rPr>
+        <w:t xml:space="preserve">Cận trung cũng cô gái đó, giờ có [kết quả: làn da khỏe mạnh, căng bóng, đủ ẩm], tự tin mỉm cười với máy quay trong nắng sớm bên cửa sổ.</w:t>
+      </w:r>
+    </w:p>
+    <w:p>
+      <w:pPr>
+        <w:spacing w:before="0" w:after="0"/>
+        <w:shd w:val="clear" w:color="auto" w:fill="ECFDF5"/>
+        <w:ind w:left="200" w:right="200"/>
+      </w:pPr>
+      <w:r>
+        <w:rPr>
+          <w:sz w:val="21"/>
+        </w:rPr>
+        <w:t xml:space="preserve">Cô nói bằng tiếng Việt: "[câu thoại kết quả: Chỉ sau 7 ngày, da mình mềm mịn hẳn luôn!]"</w:t>
+      </w:r>
+    </w:p>
+    <w:p>
+      <w:pPr>
+        <w:spacing w:before="0" w:after="0"/>
+        <w:shd w:val="clear" w:color="auto" w:fill="ECFDF5"/>
+        <w:ind w:left="200" w:right="200"/>
+      </w:pPr>
+      <w:r>
+        <w:rPr>
+          <w:sz w:val="21"/>
+        </w:rPr>
+        <w:t xml:space="preserve">Máy quay: đứng yên, ngang tầm mắt, ánh sáng mềm tôn da.</w:t>
+      </w:r>
+    </w:p>
+    <w:p>
+      <w:pPr>
+        <w:spacing w:before="0" w:after="0"/>
+        <w:shd w:val="clear" w:color="auto" w:fill="ECFDF5"/>
+        <w:ind w:left="200" w:right="200"/>
+      </w:pPr>
+      <w:r>
+        <w:rPr>
+          <w:sz w:val="21"/>
+        </w:rPr>
+        <w:t xml:space="preserve">Âm thanh: giọng nói rõ, nhạc tươi vui. Không phụ đề.</w:t>
       </w:r>
     </w:p>
     <w:p>
@@ -658,6 +983,19 @@
     </w:p>
     <w:p>
       <w:pPr>
+        <w:spacing w:before="0" w:after="40"/>
+      </w:pPr>
+      <w:r>
+        <w:rPr>
+          <w:b/>
+          <w:color w:val="6B7280"/>
+          <w:sz w:val="18"/>
+        </w:rPr>
+        <w:t xml:space="preserve">EN – Prompt gốc</w:t>
+      </w:r>
+    </w:p>
+    <w:p>
+      <w:pPr>
         <w:spacing w:before="0" w:after="0"/>
         <w:shd w:val="clear" w:color="auto" w:fill="F3F4F6"/>
         <w:ind w:left="200" w:right="200"/>
@@ -724,6 +1062,84 @@
           <w:sz w:val="21"/>
         </w:rPr>
         <w:t xml:space="preserve">Audio: energetic music ending, clear voice. Leave empty space at the bottom for price text overlay. No subtitles.</w:t>
+      </w:r>
+    </w:p>
+    <w:p>
+      <w:pPr>
+        <w:spacing w:before="120" w:after="40"/>
+      </w:pPr>
+      <w:r>
+        <w:rPr>
+          <w:b/>
+          <w:color w:val="047857"/>
+          <w:sz w:val="18"/>
+        </w:rPr>
+        <w:t xml:space="preserve">VI – Bản dịch tiếng Việt</w:t>
+      </w:r>
+    </w:p>
+    <w:p>
+      <w:pPr>
+        <w:spacing w:before="0" w:after="0"/>
+        <w:shd w:val="clear" w:color="auto" w:fill="ECFDF5"/>
+        <w:ind w:left="200" w:right="200"/>
+      </w:pPr>
+      <w:r>
+        <w:rPr>
+          <w:sz w:val="21"/>
+        </w:rPr>
+        <w:t xml:space="preserve">Cô gái cầm [sản phẩm] cạnh khuôn mặt, chỉ tay vào sản phẩm và nháy mắt với máy quay.</w:t>
+      </w:r>
+    </w:p>
+    <w:p>
+      <w:pPr>
+        <w:spacing w:before="0" w:after="0"/>
+        <w:shd w:val="clear" w:color="auto" w:fill="ECFDF5"/>
+        <w:ind w:left="200" w:right="200"/>
+      </w:pPr>
+      <w:r>
+        <w:rPr>
+          <w:sz w:val="21"/>
+        </w:rPr>
+        <w:t xml:space="preserve">Cô hào hứng nói bằng tiếng Việt: "[CTA: Đang giảm 30% hôm nay, bấm vào giỏ hàng ngay nhé!]"</w:t>
+      </w:r>
+    </w:p>
+    <w:p>
+      <w:pPr>
+        <w:spacing w:before="0" w:after="0"/>
+        <w:shd w:val="clear" w:color="auto" w:fill="ECFDF5"/>
+        <w:ind w:left="200" w:right="200"/>
+      </w:pPr>
+      <w:r>
+        <w:rPr>
+          <w:sz w:val="21"/>
+        </w:rPr>
+        <w:t xml:space="preserve">Nền: sáng, sạch, màu thương hiệu [màu thương hiệu].</w:t>
+      </w:r>
+    </w:p>
+    <w:p>
+      <w:pPr>
+        <w:spacing w:before="0" w:after="0"/>
+        <w:shd w:val="clear" w:color="auto" w:fill="ECFDF5"/>
+        <w:ind w:left="200" w:right="200"/>
+      </w:pPr>
+      <w:r>
+        <w:rPr>
+          <w:sz w:val="21"/>
+        </w:rPr>
+        <w:t xml:space="preserve">Máy quay: trung cảnh, đứng yên.</w:t>
+      </w:r>
+    </w:p>
+    <w:p>
+      <w:pPr>
+        <w:spacing w:before="0" w:after="0"/>
+        <w:shd w:val="clear" w:color="auto" w:fill="ECFDF5"/>
+        <w:ind w:left="200" w:right="200"/>
+      </w:pPr>
+      <w:r>
+        <w:rPr>
+          <w:sz w:val="21"/>
+        </w:rPr>
+        <w:t xml:space="preserve">Âm thanh: nhạc sôi động kết thúc, giọng rõ. Chừa khoảng trống phía dưới để chèn chữ giá. Không phụ đề.</w:t>
       </w:r>
     </w:p>
     <w:p>
@@ -741,6 +1157,19 @@
     </w:p>
     <w:p>
       <w:pPr>
+        <w:spacing w:before="0" w:after="40"/>
+      </w:pPr>
+      <w:r>
+        <w:rPr>
+          <w:b/>
+          <w:color w:val="6B7280"/>
+          <w:sz w:val="18"/>
+        </w:rPr>
+        <w:t xml:space="preserve">EN – Prompt gốc</w:t>
+      </w:r>
+    </w:p>
+    <w:p>
+      <w:pPr>
         <w:spacing w:before="0" w:after="0"/>
         <w:shd w:val="clear" w:color="auto" w:fill="F3F4F6"/>
         <w:ind w:left="200" w:right="200"/>
@@ -793,6 +1222,71 @@
           <w:sz w:val="21"/>
         </w:rPr>
         <w:t xml:space="preserve">Audio: elegant orchestral music with deep bass hits. No dialogue, no text.</w:t>
+      </w:r>
+    </w:p>
+    <w:p>
+      <w:pPr>
+        <w:spacing w:before="120" w:after="40"/>
+      </w:pPr>
+      <w:r>
+        <w:rPr>
+          <w:b/>
+          <w:color w:val="047857"/>
+          <w:sz w:val="18"/>
+        </w:rPr>
+        <w:t xml:space="preserve">VI – Bản dịch tiếng Việt</w:t>
+      </w:r>
+    </w:p>
+    <w:p>
+      <w:pPr>
+        <w:spacing w:before="0" w:after="0"/>
+        <w:shd w:val="clear" w:color="auto" w:fill="ECFDF5"/>
+        <w:ind w:left="200" w:right="200"/>
+      </w:pPr>
+      <w:r>
+        <w:rPr>
+          <w:sz w:val="21"/>
+        </w:rPr>
+        <w:t xml:space="preserve">Quảng cáo truyền hình sang trọng cho [sản phẩm]: các cảnh quay chậm [yếu tố gợi cảm xúc: dải lụa bay, chất lỏng vàng óng xoáy tròn, ánh sáng phản chiếu trên thủy tinh], kết thúc bằng sản phẩm đứng một mình trên mặt phản chiếu tối dưới một luồng đèn spot duy nhất.</w:t>
+      </w:r>
+    </w:p>
+    <w:p>
+      <w:pPr>
+        <w:spacing w:before="0" w:after="0"/>
+        <w:shd w:val="clear" w:color="auto" w:fill="ECFDF5"/>
+        <w:ind w:left="200" w:right="200"/>
+      </w:pPr>
+      <w:r>
+        <w:rPr>
+          <w:sz w:val="21"/>
+        </w:rPr>
+        <w:t xml:space="preserve">Máy quay: dolly in chậm, chi tiết macro, chuyển cảnh thanh lịch.</w:t>
+      </w:r>
+    </w:p>
+    <w:p>
+      <w:pPr>
+        <w:spacing w:before="0" w:after="0"/>
+        <w:shd w:val="clear" w:color="auto" w:fill="ECFDF5"/>
+        <w:ind w:left="200" w:right="200"/>
+      </w:pPr>
+      <w:r>
+        <w:rPr>
+          <w:sz w:val="21"/>
+        </w:rPr>
+        <w:t xml:space="preserve">Ánh sáng: tông tối kịch tính, điểm sáng vàng.</w:t>
+      </w:r>
+    </w:p>
+    <w:p>
+      <w:pPr>
+        <w:spacing w:before="0" w:after="0"/>
+        <w:shd w:val="clear" w:color="auto" w:fill="ECFDF5"/>
+        <w:ind w:left="200" w:right="200"/>
+      </w:pPr>
+      <w:r>
+        <w:rPr>
+          <w:sz w:val="21"/>
+        </w:rPr>
+        <w:t xml:space="preserve">Âm thanh: nhạc giao hưởng thanh lịch với tiếng bass trầm nhấn mạnh. Không thoại, không chữ.</w:t>
       </w:r>
     </w:p>
     <w:p>
